--- a/documentword/任皓成个人工作汇报.docx
+++ b/documentword/任皓成个人工作汇报.docx
@@ -209,6 +209,9 @@
           <w:sz w:val="21"/>
         </w:rPr>
         <w:t>数据库设计需要同时考虑当前功能和历史数据的可追溯性。后续应在实际 MySQL Server 上复核初始化脚本、事务行为和多人访问权限，并在可写临时目录及允许本机 HTTP 的环境重跑账单集成测试。</w:t>
+      </w:r>
+      <w:r>
+        <w:t xml:space="preserve"> </w:t>
       </w:r>
     </w:p>
     <w:sectPr>
